--- a/eng/docx/38.content.docx
+++ b/eng/docx/38.content.docx
@@ -136,13 +136,6 @@
         <w:rPr>
           <w:lang w:val="en_US" w:bidi="en_US"/>
         </w:rPr>
-      </w:r>
-      <w:r>
-        <w:rPr>
-          <w:i/>
-          <w:lang w:val="en_US" w:bidi="en_US"/>
-        </w:rPr>
-        <w:t>Zechariah 1:1, Zechariah 1:1 (#2), Zechariah 1:3, Zechariah 1:4, Zechariah 1:6, Zechariah 1:8, Zechariah 1:10, Zechariah 1:11, Zechariah 1:12, Zechariah 1:16–17, Zechariah 1:19, Zechariah 1:20–21, Zechariah 2:2, Zechariah 2:4, Zechariah 2:5, Zechariah 2:7, Zechariah 2:9, Zechariah 2:11, Zechariah 2:13, Zechariah 3:1, Zechariah 3:1 (#2), Zechariah 3:3, Zechariah 3:4, Zechariah 3:4–5, Zechariah 3:7, Zechariah 3:8, Zechariah 3:9, Zechariah 3:10, Zechariah 4:2–3, Zechariah 4:4–5, Zechariah 4:6, Zechariah 4:7, Zechariah 4:9, Zechariah 4:10, Zechariah 4:10 (#2), Zechariah 4:14, Zechariah 5:2, Zechariah 5:3, Zechariah 5:3 (#2), Zechariah 5:4, Zechariah 5:6, Zechariah 5:8, Zechariah 5:9, Zechariah 5:11, Zechariah 6:1, Zechariah 6:2–3, Zechariah 6:5, Zechariah 6:5 (#2), Zechariah 6:6, Zechariah 6:8, Zechariah 6:10–11, Zechariah 6:12–13, Zechariah 6:14, Zechariah 6:15, Zechariah 7:2, Zechariah 7:3, Zechariah 7:5–6, Zechariah 7:7, Zechariah 7:8–10, Zechariah 7:11, Zechariah 7:13–14, Zechariah 8:2, Zechariah 8:3, Zechariah 8:4–5, Zechariah 8:7, Zechariah 8:9, Zechariah 8:10, Zechariah 8:11–12, Zechariah 8:16–17, Zechariah 8:19, Zechariah 8:20–22, Zechariah 8:23, Zechariah 9:1–2, Zechariah 9:4, Zechariah 9:6–7, Zechariah 9:8, Zechariah 9:9, Zechariah 9:9 (#2), Zechariah 9:10, Zechariah 9:10 (#2), Zechariah 9:11, Zechariah 9:13, Zechariah 9:13 (#2), Zechariah 9:16, Zechariah 10:1, Zechariah 10:2, Zechariah 10:3, Zechariah 10:4, Zechariah 10:6, Zechariah 10:9, Zechariah 10:11, Zechariah 11:3, Zechariah 11:4, Zechariah 11:6, Zechariah 11:7, Zechariah 11:8, Zechariah 11:10, Zechariah 11:12, Zechariah 11:13, Zechariah 11:14, Zechariah 11:16, Zechariah 11:17, Zechariah 12:1, Zechariah 12:3, Zechariah 12:4, Zechariah 12:6, Zechariah 12:7, Zechariah 12:9, Zechariah 12:10, Zechariah 12:10 (#2), Zechariah 12:12–14, Zechariah 13:1, Zechariah 13:2, Zechariah 13:2 (#2), Zechariah 13:3, Zechariah 13:4, Zechariah 13:7, Zechariah 13:7 (#2), Zechariah 13:8, Zechariah 13:9, Zechariah 13:9 (#2), Zechariah 14:2, Zechariah 14:3, Zechariah 14:4, Zechariah 14:5, Zechariah 14:8, Zechariah 14:9, Zechariah 14:11, Zechariah 14:12, Zechariah 14:13, Zechariah 14:16, Zechariah 14:17–18, Zechariah 14:21</w:t>
       </w:r>
       <w:r>
         <w:rPr>

--- a/eng/docx/38.content.docx
+++ b/eng/docx/38.content.docx
@@ -123,19 +123,6 @@
           <w:lang w:val="en_US" w:bidi="en_US"/>
         </w:rPr>
         <w:t>ZEC</w:t>
-      </w:r>
-      <w:r>
-        <w:rPr>
-          <w:lang w:val="en_US" w:bidi="en_US"/>
-        </w:rPr>
-      </w:r>
-    </w:p>
-    <w:p>
-      <w:pPr/>
-      <w:r>
-        <w:rPr>
-          <w:lang w:val="en_US" w:bidi="en_US"/>
-        </w:rPr>
       </w:r>
       <w:r>
         <w:rPr>

--- a/eng/docx/38.content.docx
+++ b/eng/docx/38.content.docx
@@ -19,7 +19,7 @@
         <w:rPr>
           <w:lang w:val="en_US" w:bidi="en_US"/>
         </w:rPr>
-        <w:t>Resource: Translation Questions (unfoldingWord)</w:t>
+        <w:t>Resource: unfoldingWord® Translation Questions</w:t>
       </w:r>
       <w:r>
         <w:rPr>
@@ -85,7 +85,7 @@
         <w:rPr>
           <w:lang w:val="en_US" w:bidi="en_US"/>
         </w:rPr>
-        <w:t>Translation Questions (unfoldingWord)</w:t>
+        <w:t>unfoldingWord® Translation Questions</w:t>
       </w:r>
     </w:p>
     <w:p>
